--- a/importadores/usuarios_exemplo.docx
+++ b/importadores/usuarios_exemplo.docx
@@ -170,7 +170,10 @@
           </w:tcPr>
           <w:p>
             <w:r>
-              <w:t>Hugo Alexandre</w:t>
+              <w:t xml:space="preserve">Hugo </w:t>
+            </w:r>
+            <w:r>
+              <w:t>Costa</w:t>
             </w:r>
           </w:p>
         </w:tc>
@@ -181,7 +184,10 @@
           <w:p>
             <w:proofErr w:type="spellStart"/>
             <w:r>
-              <w:t>Hugo.Alexandre</w:t>
+              <w:t>Hugo.</w:t>
+            </w:r>
+            <w:r>
+              <w:t>Costa</w:t>
             </w:r>
             <w:proofErr w:type="spellEnd"/>
           </w:p>
@@ -192,7 +198,10 @@
           </w:tcPr>
           <w:p>
             <w:r>
-              <w:t>Alex@123</w:t>
+              <w:t>Costa</w:t>
+            </w:r>
+            <w:r>
+              <w:t>@123</w:t>
             </w:r>
           </w:p>
         </w:tc>
@@ -204,6 +213,58 @@
             <w:proofErr w:type="spellStart"/>
             <w:r>
               <w:t>operador</w:t>
+            </w:r>
+            <w:proofErr w:type="spellEnd"/>
+          </w:p>
+        </w:tc>
+      </w:tr>
+      <w:tr>
+        <w:tc>
+          <w:tcPr>
+            <w:tcW w:w="2332" w:type="dxa"/>
+          </w:tcPr>
+          <w:p>
+            <w:r>
+              <w:rPr>
+                <w:u w:val="single"/>
+              </w:rPr>
+              <w:t>Roberta</w:t>
+            </w:r>
+            <w:r>
+              <w:t xml:space="preserve"> Silva</w:t>
+            </w:r>
+          </w:p>
+        </w:tc>
+        <w:tc>
+          <w:tcPr>
+            <w:tcW w:w="2209" w:type="dxa"/>
+          </w:tcPr>
+          <w:p>
+            <w:proofErr w:type="spellStart"/>
+            <w:r>
+              <w:t>Roberta_Silva</w:t>
+            </w:r>
+            <w:proofErr w:type="spellEnd"/>
+          </w:p>
+        </w:tc>
+        <w:tc>
+          <w:tcPr>
+            <w:tcW w:w="1728" w:type="dxa"/>
+          </w:tcPr>
+          <w:p>
+            <w:r>
+              <w:t>Silva@123</w:t>
+            </w:r>
+          </w:p>
+        </w:tc>
+        <w:tc>
+          <w:tcPr>
+            <w:tcW w:w="1728" w:type="dxa"/>
+          </w:tcPr>
+          <w:p>
+            <w:proofErr w:type="spellStart"/>
+            <w:r>
+              <w:t>Operador</w:t>
             </w:r>
             <w:proofErr w:type="spellEnd"/>
           </w:p>
